--- a/StudentNameStrips/template2.docx
+++ b/StudentNameStrips/template2.docx
@@ -23,144 +23,136 @@
       <w:tr>
         <w:trPr>
           <w:cantSplit/>
-          <w:trHeight w:val="2512"/>
+          <w:trHeight w:val="3402"/>
         </w:trPr>
         <w:tc>
           <w:tcPr>
             <w:tcW w:w="1316" w:type="dxa"/>
-            <w:textDirection w:val="tbRlV"/>
-            <w:vAlign w:val="center"/>
-          </w:tcPr>
-          <w:p>
-            <w:pPr>
-              <w:ind w:left="113" w:right="113"/>
-              <w:jc w:val="right"/>
-              <w:rPr>
-                <w:rFonts w:ascii="標楷體" w:eastAsia="標楷體" w:hAnsi="標楷體"/>
-                <w:sz w:val="56"/>
-                <w:szCs w:val="56"/>
-              </w:rPr>
-            </w:pPr>
-          </w:p>
-        </w:tc>
-        <w:tc>
-          <w:tcPr>
-            <w:tcW w:w="1316" w:type="dxa"/>
-            <w:textDirection w:val="tbRlV"/>
-            <w:vAlign w:val="center"/>
-          </w:tcPr>
-          <w:p>
-            <w:pPr>
-              <w:ind w:left="113" w:right="113"/>
-              <w:jc w:val="right"/>
-              <w:rPr>
-                <w:rFonts w:ascii="標楷體" w:eastAsia="標楷體" w:hAnsi="標楷體"/>
-                <w:sz w:val="56"/>
-                <w:szCs w:val="56"/>
-              </w:rPr>
-            </w:pPr>
-          </w:p>
-        </w:tc>
-        <w:tc>
-          <w:tcPr>
-            <w:tcW w:w="1316" w:type="dxa"/>
-            <w:textDirection w:val="tbRlV"/>
-            <w:vAlign w:val="center"/>
-          </w:tcPr>
-          <w:p>
-            <w:pPr>
-              <w:ind w:left="113" w:right="113"/>
-              <w:jc w:val="right"/>
-              <w:rPr>
-                <w:rFonts w:ascii="標楷體" w:eastAsia="標楷體" w:hAnsi="標楷體"/>
-                <w:sz w:val="56"/>
-                <w:szCs w:val="56"/>
-              </w:rPr>
-            </w:pPr>
-          </w:p>
-        </w:tc>
-        <w:tc>
-          <w:tcPr>
-            <w:tcW w:w="1316" w:type="dxa"/>
-            <w:textDirection w:val="tbRlV"/>
-            <w:vAlign w:val="center"/>
-          </w:tcPr>
-          <w:p>
-            <w:pPr>
-              <w:ind w:left="113" w:right="113"/>
-              <w:jc w:val="right"/>
-              <w:rPr>
-                <w:rFonts w:ascii="標楷體" w:eastAsia="標楷體" w:hAnsi="標楷體"/>
-                <w:sz w:val="56"/>
-                <w:szCs w:val="56"/>
-              </w:rPr>
-            </w:pPr>
-          </w:p>
-        </w:tc>
-        <w:tc>
-          <w:tcPr>
-            <w:tcW w:w="1316" w:type="dxa"/>
-            <w:textDirection w:val="tbRlV"/>
-            <w:vAlign w:val="center"/>
-          </w:tcPr>
-          <w:p>
-            <w:pPr>
-              <w:ind w:left="113" w:right="113"/>
-              <w:jc w:val="right"/>
-              <w:rPr>
-                <w:rFonts w:ascii="標楷體" w:eastAsia="標楷體" w:hAnsi="標楷體"/>
-                <w:sz w:val="56"/>
-                <w:szCs w:val="56"/>
-              </w:rPr>
-            </w:pPr>
-          </w:p>
-        </w:tc>
-        <w:tc>
-          <w:tcPr>
-            <w:tcW w:w="1316" w:type="dxa"/>
-            <w:textDirection w:val="tbRlV"/>
-            <w:vAlign w:val="center"/>
-          </w:tcPr>
-          <w:p>
-            <w:pPr>
-              <w:ind w:left="113" w:right="113"/>
-              <w:jc w:val="right"/>
-              <w:rPr>
-                <w:rFonts w:ascii="標楷體" w:eastAsia="標楷體" w:hAnsi="標楷體"/>
-                <w:sz w:val="56"/>
-                <w:szCs w:val="56"/>
-              </w:rPr>
-            </w:pPr>
-          </w:p>
-        </w:tc>
-        <w:tc>
-          <w:tcPr>
-            <w:tcW w:w="1316" w:type="dxa"/>
-            <w:textDirection w:val="tbRlV"/>
-            <w:vAlign w:val="center"/>
-          </w:tcPr>
-          <w:p>
-            <w:pPr>
-              <w:ind w:left="113" w:right="113"/>
-              <w:jc w:val="right"/>
-              <w:rPr>
-                <w:rFonts w:ascii="標楷體" w:eastAsia="標楷體" w:hAnsi="標楷體"/>
-                <w:sz w:val="56"/>
-                <w:szCs w:val="56"/>
-              </w:rPr>
-            </w:pPr>
-          </w:p>
-        </w:tc>
-        <w:tc>
-          <w:tcPr>
-            <w:tcW w:w="1316" w:type="dxa"/>
-            <w:textDirection w:val="tbRlV"/>
-            <w:vAlign w:val="center"/>
-          </w:tcPr>
-          <w:p>
-            <w:pPr>
-              <w:ind w:left="113" w:right="113"/>
-              <w:jc w:val="right"/>
+            <w:vAlign w:val="bottom"/>
+          </w:tcPr>
+          <w:p>
+            <w:pPr>
+              <w:spacing w:line="560" w:lineRule="exact"/>
+              <w:jc w:val="center"/>
+              <w:rPr>
+                <w:rFonts w:ascii="標楷體" w:eastAsia="標楷體" w:hAnsi="標楷體"/>
+                <w:sz w:val="56"/>
+                <w:szCs w:val="56"/>
+              </w:rPr>
+            </w:pPr>
+          </w:p>
+        </w:tc>
+        <w:tc>
+          <w:tcPr>
+            <w:tcW w:w="1316" w:type="dxa"/>
+            <w:vAlign w:val="bottom"/>
+          </w:tcPr>
+          <w:p>
+            <w:pPr>
+              <w:spacing w:line="560" w:lineRule="exact"/>
+              <w:jc w:val="center"/>
+              <w:rPr>
+                <w:rFonts w:ascii="標楷體" w:eastAsia="標楷體" w:hAnsi="標楷體"/>
+                <w:sz w:val="56"/>
+                <w:szCs w:val="56"/>
+              </w:rPr>
+            </w:pPr>
+          </w:p>
+        </w:tc>
+        <w:tc>
+          <w:tcPr>
+            <w:tcW w:w="1316" w:type="dxa"/>
+            <w:vAlign w:val="bottom"/>
+          </w:tcPr>
+          <w:p>
+            <w:pPr>
+              <w:spacing w:line="560" w:lineRule="exact"/>
+              <w:jc w:val="center"/>
+              <w:rPr>
+                <w:rFonts w:ascii="標楷體" w:eastAsia="標楷體" w:hAnsi="標楷體"/>
+                <w:sz w:val="56"/>
+                <w:szCs w:val="56"/>
+              </w:rPr>
+            </w:pPr>
+          </w:p>
+        </w:tc>
+        <w:tc>
+          <w:tcPr>
+            <w:tcW w:w="1316" w:type="dxa"/>
+            <w:vAlign w:val="bottom"/>
+          </w:tcPr>
+          <w:p>
+            <w:pPr>
+              <w:spacing w:line="560" w:lineRule="exact"/>
+              <w:jc w:val="center"/>
+              <w:rPr>
+                <w:rFonts w:ascii="標楷體" w:eastAsia="標楷體" w:hAnsi="標楷體"/>
+                <w:sz w:val="56"/>
+                <w:szCs w:val="56"/>
+              </w:rPr>
+            </w:pPr>
+          </w:p>
+        </w:tc>
+        <w:tc>
+          <w:tcPr>
+            <w:tcW w:w="1316" w:type="dxa"/>
+            <w:vAlign w:val="bottom"/>
+          </w:tcPr>
+          <w:p>
+            <w:pPr>
+              <w:spacing w:line="560" w:lineRule="exact"/>
+              <w:jc w:val="center"/>
+              <w:rPr>
+                <w:rFonts w:ascii="標楷體" w:eastAsia="標楷體" w:hAnsi="標楷體"/>
+                <w:sz w:val="56"/>
+                <w:szCs w:val="56"/>
+              </w:rPr>
+            </w:pPr>
+          </w:p>
+        </w:tc>
+        <w:tc>
+          <w:tcPr>
+            <w:tcW w:w="1316" w:type="dxa"/>
+            <w:vAlign w:val="bottom"/>
+          </w:tcPr>
+          <w:p>
+            <w:pPr>
+              <w:spacing w:line="560" w:lineRule="exact"/>
+              <w:jc w:val="center"/>
+              <w:rPr>
+                <w:rFonts w:ascii="標楷體" w:eastAsia="標楷體" w:hAnsi="標楷體"/>
+                <w:sz w:val="56"/>
+                <w:szCs w:val="56"/>
+              </w:rPr>
+            </w:pPr>
+          </w:p>
+        </w:tc>
+        <w:tc>
+          <w:tcPr>
+            <w:tcW w:w="1316" w:type="dxa"/>
+            <w:vAlign w:val="bottom"/>
+          </w:tcPr>
+          <w:p>
+            <w:pPr>
+              <w:spacing w:line="560" w:lineRule="exact"/>
+              <w:jc w:val="center"/>
+              <w:rPr>
+                <w:rFonts w:ascii="標楷體" w:eastAsia="標楷體" w:hAnsi="標楷體"/>
+                <w:sz w:val="56"/>
+                <w:szCs w:val="56"/>
+              </w:rPr>
+            </w:pPr>
+          </w:p>
+        </w:tc>
+        <w:tc>
+          <w:tcPr>
+            <w:tcW w:w="1316" w:type="dxa"/>
+            <w:vAlign w:val="bottom"/>
+          </w:tcPr>
+          <w:p>
+            <w:pPr>
+              <w:spacing w:line="560" w:lineRule="exact"/>
+              <w:jc w:val="center"/>
               <w:rPr>
                 <w:rFonts w:ascii="標楷體" w:eastAsia="標楷體" w:hAnsi="標楷體"/>
                 <w:sz w:val="56"/>
@@ -176,8 +168,6 @@
         <w:ind w:left="113" w:right="113"/>
         <w:rPr>
           <w:rFonts w:ascii="標楷體" w:eastAsia="標楷體" w:hAnsi="標楷體" w:hint="eastAsia"/>
-          <w:sz w:val="20"/>
-          <w:szCs w:val="20"/>
         </w:rPr>
       </w:pPr>
     </w:p>
@@ -202,144 +192,136 @@
       <w:tr>
         <w:trPr>
           <w:cantSplit/>
-          <w:trHeight w:val="2512"/>
+          <w:trHeight w:val="3402"/>
         </w:trPr>
         <w:tc>
           <w:tcPr>
             <w:tcW w:w="1316" w:type="dxa"/>
-            <w:textDirection w:val="tbRlV"/>
-            <w:vAlign w:val="center"/>
-          </w:tcPr>
-          <w:p>
-            <w:pPr>
-              <w:ind w:left="113" w:right="113"/>
-              <w:jc w:val="right"/>
-              <w:rPr>
-                <w:rFonts w:ascii="標楷體" w:eastAsia="標楷體" w:hAnsi="標楷體"/>
-                <w:sz w:val="56"/>
-                <w:szCs w:val="56"/>
-              </w:rPr>
-            </w:pPr>
-          </w:p>
-        </w:tc>
-        <w:tc>
-          <w:tcPr>
-            <w:tcW w:w="1316" w:type="dxa"/>
-            <w:textDirection w:val="tbRlV"/>
-            <w:vAlign w:val="center"/>
-          </w:tcPr>
-          <w:p>
-            <w:pPr>
-              <w:ind w:left="113" w:right="113"/>
-              <w:jc w:val="right"/>
-              <w:rPr>
-                <w:rFonts w:ascii="標楷體" w:eastAsia="標楷體" w:hAnsi="標楷體"/>
-                <w:sz w:val="56"/>
-                <w:szCs w:val="56"/>
-              </w:rPr>
-            </w:pPr>
-          </w:p>
-        </w:tc>
-        <w:tc>
-          <w:tcPr>
-            <w:tcW w:w="1316" w:type="dxa"/>
-            <w:textDirection w:val="tbRlV"/>
-            <w:vAlign w:val="center"/>
-          </w:tcPr>
-          <w:p>
-            <w:pPr>
-              <w:ind w:left="113" w:right="113"/>
-              <w:jc w:val="right"/>
-              <w:rPr>
-                <w:rFonts w:ascii="標楷體" w:eastAsia="標楷體" w:hAnsi="標楷體"/>
-                <w:sz w:val="56"/>
-                <w:szCs w:val="56"/>
-              </w:rPr>
-            </w:pPr>
-          </w:p>
-        </w:tc>
-        <w:tc>
-          <w:tcPr>
-            <w:tcW w:w="1316" w:type="dxa"/>
-            <w:textDirection w:val="tbRlV"/>
-            <w:vAlign w:val="center"/>
-          </w:tcPr>
-          <w:p>
-            <w:pPr>
-              <w:ind w:left="113" w:right="113"/>
-              <w:jc w:val="right"/>
-              <w:rPr>
-                <w:rFonts w:ascii="標楷體" w:eastAsia="標楷體" w:hAnsi="標楷體"/>
-                <w:sz w:val="56"/>
-                <w:szCs w:val="56"/>
-              </w:rPr>
-            </w:pPr>
-          </w:p>
-        </w:tc>
-        <w:tc>
-          <w:tcPr>
-            <w:tcW w:w="1316" w:type="dxa"/>
-            <w:textDirection w:val="tbRlV"/>
-            <w:vAlign w:val="center"/>
-          </w:tcPr>
-          <w:p>
-            <w:pPr>
-              <w:ind w:left="113" w:right="113"/>
-              <w:jc w:val="right"/>
-              <w:rPr>
-                <w:rFonts w:ascii="標楷體" w:eastAsia="標楷體" w:hAnsi="標楷體"/>
-                <w:sz w:val="56"/>
-                <w:szCs w:val="56"/>
-              </w:rPr>
-            </w:pPr>
-          </w:p>
-        </w:tc>
-        <w:tc>
-          <w:tcPr>
-            <w:tcW w:w="1316" w:type="dxa"/>
-            <w:textDirection w:val="tbRlV"/>
-            <w:vAlign w:val="center"/>
-          </w:tcPr>
-          <w:p>
-            <w:pPr>
-              <w:ind w:left="113" w:right="113"/>
-              <w:jc w:val="right"/>
-              <w:rPr>
-                <w:rFonts w:ascii="標楷體" w:eastAsia="標楷體" w:hAnsi="標楷體"/>
-                <w:sz w:val="56"/>
-                <w:szCs w:val="56"/>
-              </w:rPr>
-            </w:pPr>
-          </w:p>
-        </w:tc>
-        <w:tc>
-          <w:tcPr>
-            <w:tcW w:w="1316" w:type="dxa"/>
-            <w:textDirection w:val="tbRlV"/>
-            <w:vAlign w:val="center"/>
-          </w:tcPr>
-          <w:p>
-            <w:pPr>
-              <w:ind w:left="113" w:right="113"/>
-              <w:jc w:val="right"/>
-              <w:rPr>
-                <w:rFonts w:ascii="標楷體" w:eastAsia="標楷體" w:hAnsi="標楷體"/>
-                <w:sz w:val="56"/>
-                <w:szCs w:val="56"/>
-              </w:rPr>
-            </w:pPr>
-          </w:p>
-        </w:tc>
-        <w:tc>
-          <w:tcPr>
-            <w:tcW w:w="1316" w:type="dxa"/>
-            <w:textDirection w:val="tbRlV"/>
-            <w:vAlign w:val="center"/>
-          </w:tcPr>
-          <w:p>
-            <w:pPr>
-              <w:ind w:left="113" w:right="113"/>
-              <w:jc w:val="right"/>
+            <w:vAlign w:val="bottom"/>
+          </w:tcPr>
+          <w:p>
+            <w:pPr>
+              <w:spacing w:line="560" w:lineRule="exact"/>
+              <w:jc w:val="center"/>
+              <w:rPr>
+                <w:rFonts w:ascii="標楷體" w:eastAsia="標楷體" w:hAnsi="標楷體"/>
+                <w:sz w:val="56"/>
+                <w:szCs w:val="56"/>
+              </w:rPr>
+            </w:pPr>
+          </w:p>
+        </w:tc>
+        <w:tc>
+          <w:tcPr>
+            <w:tcW w:w="1316" w:type="dxa"/>
+            <w:vAlign w:val="bottom"/>
+          </w:tcPr>
+          <w:p>
+            <w:pPr>
+              <w:spacing w:line="560" w:lineRule="exact"/>
+              <w:jc w:val="center"/>
+              <w:rPr>
+                <w:rFonts w:ascii="標楷體" w:eastAsia="標楷體" w:hAnsi="標楷體"/>
+                <w:sz w:val="56"/>
+                <w:szCs w:val="56"/>
+              </w:rPr>
+            </w:pPr>
+          </w:p>
+        </w:tc>
+        <w:tc>
+          <w:tcPr>
+            <w:tcW w:w="1316" w:type="dxa"/>
+            <w:vAlign w:val="bottom"/>
+          </w:tcPr>
+          <w:p>
+            <w:pPr>
+              <w:spacing w:line="560" w:lineRule="exact"/>
+              <w:jc w:val="center"/>
+              <w:rPr>
+                <w:rFonts w:ascii="標楷體" w:eastAsia="標楷體" w:hAnsi="標楷體"/>
+                <w:sz w:val="56"/>
+                <w:szCs w:val="56"/>
+              </w:rPr>
+            </w:pPr>
+          </w:p>
+        </w:tc>
+        <w:tc>
+          <w:tcPr>
+            <w:tcW w:w="1316" w:type="dxa"/>
+            <w:vAlign w:val="bottom"/>
+          </w:tcPr>
+          <w:p>
+            <w:pPr>
+              <w:spacing w:line="560" w:lineRule="exact"/>
+              <w:jc w:val="center"/>
+              <w:rPr>
+                <w:rFonts w:ascii="標楷體" w:eastAsia="標楷體" w:hAnsi="標楷體"/>
+                <w:sz w:val="56"/>
+                <w:szCs w:val="56"/>
+              </w:rPr>
+            </w:pPr>
+          </w:p>
+        </w:tc>
+        <w:tc>
+          <w:tcPr>
+            <w:tcW w:w="1316" w:type="dxa"/>
+            <w:vAlign w:val="bottom"/>
+          </w:tcPr>
+          <w:p>
+            <w:pPr>
+              <w:spacing w:line="560" w:lineRule="exact"/>
+              <w:jc w:val="center"/>
+              <w:rPr>
+                <w:rFonts w:ascii="標楷體" w:eastAsia="標楷體" w:hAnsi="標楷體"/>
+                <w:sz w:val="56"/>
+                <w:szCs w:val="56"/>
+              </w:rPr>
+            </w:pPr>
+          </w:p>
+        </w:tc>
+        <w:tc>
+          <w:tcPr>
+            <w:tcW w:w="1316" w:type="dxa"/>
+            <w:vAlign w:val="bottom"/>
+          </w:tcPr>
+          <w:p>
+            <w:pPr>
+              <w:spacing w:line="560" w:lineRule="exact"/>
+              <w:jc w:val="center"/>
+              <w:rPr>
+                <w:rFonts w:ascii="標楷體" w:eastAsia="標楷體" w:hAnsi="標楷體"/>
+                <w:sz w:val="56"/>
+                <w:szCs w:val="56"/>
+              </w:rPr>
+            </w:pPr>
+          </w:p>
+        </w:tc>
+        <w:tc>
+          <w:tcPr>
+            <w:tcW w:w="1316" w:type="dxa"/>
+            <w:vAlign w:val="bottom"/>
+          </w:tcPr>
+          <w:p>
+            <w:pPr>
+              <w:spacing w:line="560" w:lineRule="exact"/>
+              <w:jc w:val="center"/>
+              <w:rPr>
+                <w:rFonts w:ascii="標楷體" w:eastAsia="標楷體" w:hAnsi="標楷體"/>
+                <w:sz w:val="56"/>
+                <w:szCs w:val="56"/>
+              </w:rPr>
+            </w:pPr>
+          </w:p>
+        </w:tc>
+        <w:tc>
+          <w:tcPr>
+            <w:tcW w:w="1316" w:type="dxa"/>
+            <w:vAlign w:val="bottom"/>
+          </w:tcPr>
+          <w:p>
+            <w:pPr>
+              <w:spacing w:line="560" w:lineRule="exact"/>
+              <w:jc w:val="center"/>
               <w:rPr>
                 <w:rFonts w:ascii="標楷體" w:eastAsia="標楷體" w:hAnsi="標楷體"/>
                 <w:sz w:val="56"/>
@@ -355,8 +337,6 @@
         <w:ind w:left="113" w:right="113"/>
         <w:rPr>
           <w:rFonts w:ascii="標楷體" w:eastAsia="標楷體" w:hAnsi="標楷體" w:hint="eastAsia"/>
-          <w:sz w:val="20"/>
-          <w:szCs w:val="20"/>
         </w:rPr>
       </w:pPr>
     </w:p>
@@ -381,144 +361,136 @@
       <w:tr>
         <w:trPr>
           <w:cantSplit/>
-          <w:trHeight w:val="2512"/>
+          <w:trHeight w:val="3402"/>
         </w:trPr>
         <w:tc>
           <w:tcPr>
             <w:tcW w:w="1316" w:type="dxa"/>
-            <w:textDirection w:val="tbRlV"/>
-            <w:vAlign w:val="center"/>
-          </w:tcPr>
-          <w:p>
-            <w:pPr>
-              <w:ind w:left="113" w:right="113"/>
-              <w:jc w:val="right"/>
-              <w:rPr>
-                <w:rFonts w:ascii="標楷體" w:eastAsia="標楷體" w:hAnsi="標楷體"/>
-                <w:sz w:val="56"/>
-                <w:szCs w:val="56"/>
-              </w:rPr>
-            </w:pPr>
-          </w:p>
-        </w:tc>
-        <w:tc>
-          <w:tcPr>
-            <w:tcW w:w="1316" w:type="dxa"/>
-            <w:textDirection w:val="tbRlV"/>
-            <w:vAlign w:val="center"/>
-          </w:tcPr>
-          <w:p>
-            <w:pPr>
-              <w:ind w:left="113" w:right="113"/>
-              <w:jc w:val="right"/>
-              <w:rPr>
-                <w:rFonts w:ascii="標楷體" w:eastAsia="標楷體" w:hAnsi="標楷體"/>
-                <w:sz w:val="56"/>
-                <w:szCs w:val="56"/>
-              </w:rPr>
-            </w:pPr>
-          </w:p>
-        </w:tc>
-        <w:tc>
-          <w:tcPr>
-            <w:tcW w:w="1316" w:type="dxa"/>
-            <w:textDirection w:val="tbRlV"/>
-            <w:vAlign w:val="center"/>
-          </w:tcPr>
-          <w:p>
-            <w:pPr>
-              <w:ind w:left="113" w:right="113"/>
-              <w:jc w:val="right"/>
-              <w:rPr>
-                <w:rFonts w:ascii="標楷體" w:eastAsia="標楷體" w:hAnsi="標楷體"/>
-                <w:sz w:val="56"/>
-                <w:szCs w:val="56"/>
-              </w:rPr>
-            </w:pPr>
-          </w:p>
-        </w:tc>
-        <w:tc>
-          <w:tcPr>
-            <w:tcW w:w="1316" w:type="dxa"/>
-            <w:textDirection w:val="tbRlV"/>
-            <w:vAlign w:val="center"/>
-          </w:tcPr>
-          <w:p>
-            <w:pPr>
-              <w:ind w:left="113" w:right="113"/>
-              <w:jc w:val="right"/>
-              <w:rPr>
-                <w:rFonts w:ascii="標楷體" w:eastAsia="標楷體" w:hAnsi="標楷體"/>
-                <w:sz w:val="56"/>
-                <w:szCs w:val="56"/>
-              </w:rPr>
-            </w:pPr>
-          </w:p>
-        </w:tc>
-        <w:tc>
-          <w:tcPr>
-            <w:tcW w:w="1316" w:type="dxa"/>
-            <w:textDirection w:val="tbRlV"/>
-            <w:vAlign w:val="center"/>
-          </w:tcPr>
-          <w:p>
-            <w:pPr>
-              <w:ind w:left="113" w:right="113"/>
-              <w:jc w:val="right"/>
-              <w:rPr>
-                <w:rFonts w:ascii="標楷體" w:eastAsia="標楷體" w:hAnsi="標楷體"/>
-                <w:sz w:val="56"/>
-                <w:szCs w:val="56"/>
-              </w:rPr>
-            </w:pPr>
-          </w:p>
-        </w:tc>
-        <w:tc>
-          <w:tcPr>
-            <w:tcW w:w="1316" w:type="dxa"/>
-            <w:textDirection w:val="tbRlV"/>
-            <w:vAlign w:val="center"/>
-          </w:tcPr>
-          <w:p>
-            <w:pPr>
-              <w:ind w:left="113" w:right="113"/>
-              <w:jc w:val="right"/>
-              <w:rPr>
-                <w:rFonts w:ascii="標楷體" w:eastAsia="標楷體" w:hAnsi="標楷體"/>
-                <w:sz w:val="56"/>
-                <w:szCs w:val="56"/>
-              </w:rPr>
-            </w:pPr>
-          </w:p>
-        </w:tc>
-        <w:tc>
-          <w:tcPr>
-            <w:tcW w:w="1316" w:type="dxa"/>
-            <w:textDirection w:val="tbRlV"/>
-            <w:vAlign w:val="center"/>
-          </w:tcPr>
-          <w:p>
-            <w:pPr>
-              <w:ind w:left="113" w:right="113"/>
-              <w:jc w:val="right"/>
-              <w:rPr>
-                <w:rFonts w:ascii="標楷體" w:eastAsia="標楷體" w:hAnsi="標楷體"/>
-                <w:sz w:val="56"/>
-                <w:szCs w:val="56"/>
-              </w:rPr>
-            </w:pPr>
-          </w:p>
-        </w:tc>
-        <w:tc>
-          <w:tcPr>
-            <w:tcW w:w="1316" w:type="dxa"/>
-            <w:textDirection w:val="tbRlV"/>
-            <w:vAlign w:val="center"/>
-          </w:tcPr>
-          <w:p>
-            <w:pPr>
-              <w:ind w:left="113" w:right="113"/>
-              <w:jc w:val="right"/>
+            <w:vAlign w:val="bottom"/>
+          </w:tcPr>
+          <w:p>
+            <w:pPr>
+              <w:spacing w:line="560" w:lineRule="exact"/>
+              <w:jc w:val="center"/>
+              <w:rPr>
+                <w:rFonts w:ascii="標楷體" w:eastAsia="標楷體" w:hAnsi="標楷體"/>
+                <w:sz w:val="56"/>
+                <w:szCs w:val="56"/>
+              </w:rPr>
+            </w:pPr>
+          </w:p>
+        </w:tc>
+        <w:tc>
+          <w:tcPr>
+            <w:tcW w:w="1316" w:type="dxa"/>
+            <w:vAlign w:val="bottom"/>
+          </w:tcPr>
+          <w:p>
+            <w:pPr>
+              <w:spacing w:line="560" w:lineRule="exact"/>
+              <w:jc w:val="center"/>
+              <w:rPr>
+                <w:rFonts w:ascii="標楷體" w:eastAsia="標楷體" w:hAnsi="標楷體"/>
+                <w:sz w:val="56"/>
+                <w:szCs w:val="56"/>
+              </w:rPr>
+            </w:pPr>
+          </w:p>
+        </w:tc>
+        <w:tc>
+          <w:tcPr>
+            <w:tcW w:w="1316" w:type="dxa"/>
+            <w:vAlign w:val="bottom"/>
+          </w:tcPr>
+          <w:p>
+            <w:pPr>
+              <w:spacing w:line="560" w:lineRule="exact"/>
+              <w:jc w:val="center"/>
+              <w:rPr>
+                <w:rFonts w:ascii="標楷體" w:eastAsia="標楷體" w:hAnsi="標楷體"/>
+                <w:sz w:val="56"/>
+                <w:szCs w:val="56"/>
+              </w:rPr>
+            </w:pPr>
+          </w:p>
+        </w:tc>
+        <w:tc>
+          <w:tcPr>
+            <w:tcW w:w="1316" w:type="dxa"/>
+            <w:vAlign w:val="bottom"/>
+          </w:tcPr>
+          <w:p>
+            <w:pPr>
+              <w:spacing w:line="560" w:lineRule="exact"/>
+              <w:jc w:val="center"/>
+              <w:rPr>
+                <w:rFonts w:ascii="標楷體" w:eastAsia="標楷體" w:hAnsi="標楷體"/>
+                <w:sz w:val="56"/>
+                <w:szCs w:val="56"/>
+              </w:rPr>
+            </w:pPr>
+          </w:p>
+        </w:tc>
+        <w:tc>
+          <w:tcPr>
+            <w:tcW w:w="1316" w:type="dxa"/>
+            <w:vAlign w:val="bottom"/>
+          </w:tcPr>
+          <w:p>
+            <w:pPr>
+              <w:spacing w:line="560" w:lineRule="exact"/>
+              <w:jc w:val="center"/>
+              <w:rPr>
+                <w:rFonts w:ascii="標楷體" w:eastAsia="標楷體" w:hAnsi="標楷體"/>
+                <w:sz w:val="56"/>
+                <w:szCs w:val="56"/>
+              </w:rPr>
+            </w:pPr>
+          </w:p>
+        </w:tc>
+        <w:tc>
+          <w:tcPr>
+            <w:tcW w:w="1316" w:type="dxa"/>
+            <w:vAlign w:val="bottom"/>
+          </w:tcPr>
+          <w:p>
+            <w:pPr>
+              <w:spacing w:line="560" w:lineRule="exact"/>
+              <w:jc w:val="center"/>
+              <w:rPr>
+                <w:rFonts w:ascii="標楷體" w:eastAsia="標楷體" w:hAnsi="標楷體"/>
+                <w:sz w:val="56"/>
+                <w:szCs w:val="56"/>
+              </w:rPr>
+            </w:pPr>
+          </w:p>
+        </w:tc>
+        <w:tc>
+          <w:tcPr>
+            <w:tcW w:w="1316" w:type="dxa"/>
+            <w:vAlign w:val="bottom"/>
+          </w:tcPr>
+          <w:p>
+            <w:pPr>
+              <w:spacing w:line="560" w:lineRule="exact"/>
+              <w:jc w:val="center"/>
+              <w:rPr>
+                <w:rFonts w:ascii="標楷體" w:eastAsia="標楷體" w:hAnsi="標楷體"/>
+                <w:sz w:val="56"/>
+                <w:szCs w:val="56"/>
+              </w:rPr>
+            </w:pPr>
+          </w:p>
+        </w:tc>
+        <w:tc>
+          <w:tcPr>
+            <w:tcW w:w="1316" w:type="dxa"/>
+            <w:vAlign w:val="bottom"/>
+          </w:tcPr>
+          <w:p>
+            <w:pPr>
+              <w:spacing w:line="560" w:lineRule="exact"/>
+              <w:jc w:val="center"/>
               <w:rPr>
                 <w:rFonts w:ascii="標楷體" w:eastAsia="標楷體" w:hAnsi="標楷體"/>
                 <w:sz w:val="56"/>
@@ -534,8 +506,6 @@
         <w:ind w:left="113" w:right="113"/>
         <w:rPr>
           <w:rFonts w:ascii="標楷體" w:eastAsia="標楷體" w:hAnsi="標楷體" w:hint="eastAsia"/>
-          <w:sz w:val="20"/>
-          <w:szCs w:val="20"/>
         </w:rPr>
       </w:pPr>
     </w:p>
@@ -560,144 +530,136 @@
       <w:tr>
         <w:trPr>
           <w:cantSplit/>
-          <w:trHeight w:val="2512"/>
+          <w:trHeight w:val="3402"/>
         </w:trPr>
         <w:tc>
           <w:tcPr>
             <w:tcW w:w="1316" w:type="dxa"/>
-            <w:textDirection w:val="tbRlV"/>
-            <w:vAlign w:val="center"/>
-          </w:tcPr>
-          <w:p>
-            <w:pPr>
-              <w:ind w:left="113" w:right="113"/>
-              <w:jc w:val="right"/>
-              <w:rPr>
-                <w:rFonts w:ascii="標楷體" w:eastAsia="標楷體" w:hAnsi="標楷體"/>
-                <w:sz w:val="56"/>
-                <w:szCs w:val="56"/>
-              </w:rPr>
-            </w:pPr>
-          </w:p>
-        </w:tc>
-        <w:tc>
-          <w:tcPr>
-            <w:tcW w:w="1316" w:type="dxa"/>
-            <w:textDirection w:val="tbRlV"/>
-            <w:vAlign w:val="center"/>
-          </w:tcPr>
-          <w:p>
-            <w:pPr>
-              <w:ind w:left="113" w:right="113"/>
-              <w:jc w:val="right"/>
-              <w:rPr>
-                <w:rFonts w:ascii="標楷體" w:eastAsia="標楷體" w:hAnsi="標楷體"/>
-                <w:sz w:val="56"/>
-                <w:szCs w:val="56"/>
-              </w:rPr>
-            </w:pPr>
-          </w:p>
-        </w:tc>
-        <w:tc>
-          <w:tcPr>
-            <w:tcW w:w="1316" w:type="dxa"/>
-            <w:textDirection w:val="tbRlV"/>
-            <w:vAlign w:val="center"/>
-          </w:tcPr>
-          <w:p>
-            <w:pPr>
-              <w:ind w:left="113" w:right="113"/>
-              <w:jc w:val="right"/>
-              <w:rPr>
-                <w:rFonts w:ascii="標楷體" w:eastAsia="標楷體" w:hAnsi="標楷體"/>
-                <w:sz w:val="56"/>
-                <w:szCs w:val="56"/>
-              </w:rPr>
-            </w:pPr>
-          </w:p>
-        </w:tc>
-        <w:tc>
-          <w:tcPr>
-            <w:tcW w:w="1316" w:type="dxa"/>
-            <w:textDirection w:val="tbRlV"/>
-            <w:vAlign w:val="center"/>
-          </w:tcPr>
-          <w:p>
-            <w:pPr>
-              <w:ind w:left="113" w:right="113"/>
-              <w:jc w:val="right"/>
-              <w:rPr>
-                <w:rFonts w:ascii="標楷體" w:eastAsia="標楷體" w:hAnsi="標楷體"/>
-                <w:sz w:val="56"/>
-                <w:szCs w:val="56"/>
-              </w:rPr>
-            </w:pPr>
-          </w:p>
-        </w:tc>
-        <w:tc>
-          <w:tcPr>
-            <w:tcW w:w="1316" w:type="dxa"/>
-            <w:textDirection w:val="tbRlV"/>
-            <w:vAlign w:val="center"/>
-          </w:tcPr>
-          <w:p>
-            <w:pPr>
-              <w:ind w:left="113" w:right="113"/>
-              <w:jc w:val="right"/>
-              <w:rPr>
-                <w:rFonts w:ascii="標楷體" w:eastAsia="標楷體" w:hAnsi="標楷體"/>
-                <w:sz w:val="56"/>
-                <w:szCs w:val="56"/>
-              </w:rPr>
-            </w:pPr>
-          </w:p>
-        </w:tc>
-        <w:tc>
-          <w:tcPr>
-            <w:tcW w:w="1316" w:type="dxa"/>
-            <w:textDirection w:val="tbRlV"/>
-            <w:vAlign w:val="center"/>
-          </w:tcPr>
-          <w:p>
-            <w:pPr>
-              <w:ind w:left="113" w:right="113"/>
-              <w:jc w:val="right"/>
-              <w:rPr>
-                <w:rFonts w:ascii="標楷體" w:eastAsia="標楷體" w:hAnsi="標楷體"/>
-                <w:sz w:val="56"/>
-                <w:szCs w:val="56"/>
-              </w:rPr>
-            </w:pPr>
-          </w:p>
-        </w:tc>
-        <w:tc>
-          <w:tcPr>
-            <w:tcW w:w="1316" w:type="dxa"/>
-            <w:textDirection w:val="tbRlV"/>
-            <w:vAlign w:val="center"/>
-          </w:tcPr>
-          <w:p>
-            <w:pPr>
-              <w:ind w:left="113" w:right="113"/>
-              <w:jc w:val="right"/>
-              <w:rPr>
-                <w:rFonts w:ascii="標楷體" w:eastAsia="標楷體" w:hAnsi="標楷體"/>
-                <w:sz w:val="56"/>
-                <w:szCs w:val="56"/>
-              </w:rPr>
-            </w:pPr>
-          </w:p>
-        </w:tc>
-        <w:tc>
-          <w:tcPr>
-            <w:tcW w:w="1316" w:type="dxa"/>
-            <w:textDirection w:val="tbRlV"/>
-            <w:vAlign w:val="center"/>
-          </w:tcPr>
-          <w:p>
-            <w:pPr>
-              <w:ind w:left="113" w:right="113"/>
-              <w:jc w:val="right"/>
+            <w:vAlign w:val="bottom"/>
+          </w:tcPr>
+          <w:p>
+            <w:pPr>
+              <w:spacing w:line="560" w:lineRule="exact"/>
+              <w:jc w:val="center"/>
+              <w:rPr>
+                <w:rFonts w:ascii="標楷體" w:eastAsia="標楷體" w:hAnsi="標楷體"/>
+                <w:sz w:val="56"/>
+                <w:szCs w:val="56"/>
+              </w:rPr>
+            </w:pPr>
+          </w:p>
+        </w:tc>
+        <w:tc>
+          <w:tcPr>
+            <w:tcW w:w="1316" w:type="dxa"/>
+            <w:vAlign w:val="bottom"/>
+          </w:tcPr>
+          <w:p>
+            <w:pPr>
+              <w:spacing w:line="560" w:lineRule="exact"/>
+              <w:jc w:val="center"/>
+              <w:rPr>
+                <w:rFonts w:ascii="標楷體" w:eastAsia="標楷體" w:hAnsi="標楷體"/>
+                <w:sz w:val="56"/>
+                <w:szCs w:val="56"/>
+              </w:rPr>
+            </w:pPr>
+          </w:p>
+        </w:tc>
+        <w:tc>
+          <w:tcPr>
+            <w:tcW w:w="1316" w:type="dxa"/>
+            <w:vAlign w:val="bottom"/>
+          </w:tcPr>
+          <w:p>
+            <w:pPr>
+              <w:spacing w:line="560" w:lineRule="exact"/>
+              <w:jc w:val="center"/>
+              <w:rPr>
+                <w:rFonts w:ascii="標楷體" w:eastAsia="標楷體" w:hAnsi="標楷體"/>
+                <w:sz w:val="56"/>
+                <w:szCs w:val="56"/>
+              </w:rPr>
+            </w:pPr>
+          </w:p>
+        </w:tc>
+        <w:tc>
+          <w:tcPr>
+            <w:tcW w:w="1316" w:type="dxa"/>
+            <w:vAlign w:val="bottom"/>
+          </w:tcPr>
+          <w:p>
+            <w:pPr>
+              <w:spacing w:line="560" w:lineRule="exact"/>
+              <w:jc w:val="center"/>
+              <w:rPr>
+                <w:rFonts w:ascii="標楷體" w:eastAsia="標楷體" w:hAnsi="標楷體"/>
+                <w:sz w:val="56"/>
+                <w:szCs w:val="56"/>
+              </w:rPr>
+            </w:pPr>
+          </w:p>
+        </w:tc>
+        <w:tc>
+          <w:tcPr>
+            <w:tcW w:w="1316" w:type="dxa"/>
+            <w:vAlign w:val="bottom"/>
+          </w:tcPr>
+          <w:p>
+            <w:pPr>
+              <w:spacing w:line="560" w:lineRule="exact"/>
+              <w:jc w:val="center"/>
+              <w:rPr>
+                <w:rFonts w:ascii="標楷體" w:eastAsia="標楷體" w:hAnsi="標楷體"/>
+                <w:sz w:val="56"/>
+                <w:szCs w:val="56"/>
+              </w:rPr>
+            </w:pPr>
+          </w:p>
+        </w:tc>
+        <w:tc>
+          <w:tcPr>
+            <w:tcW w:w="1316" w:type="dxa"/>
+            <w:vAlign w:val="bottom"/>
+          </w:tcPr>
+          <w:p>
+            <w:pPr>
+              <w:spacing w:line="560" w:lineRule="exact"/>
+              <w:jc w:val="center"/>
+              <w:rPr>
+                <w:rFonts w:ascii="標楷體" w:eastAsia="標楷體" w:hAnsi="標楷體"/>
+                <w:sz w:val="56"/>
+                <w:szCs w:val="56"/>
+              </w:rPr>
+            </w:pPr>
+          </w:p>
+        </w:tc>
+        <w:tc>
+          <w:tcPr>
+            <w:tcW w:w="1316" w:type="dxa"/>
+            <w:vAlign w:val="bottom"/>
+          </w:tcPr>
+          <w:p>
+            <w:pPr>
+              <w:spacing w:line="560" w:lineRule="exact"/>
+              <w:jc w:val="center"/>
+              <w:rPr>
+                <w:rFonts w:ascii="標楷體" w:eastAsia="標楷體" w:hAnsi="標楷體"/>
+                <w:sz w:val="56"/>
+                <w:szCs w:val="56"/>
+              </w:rPr>
+            </w:pPr>
+          </w:p>
+        </w:tc>
+        <w:tc>
+          <w:tcPr>
+            <w:tcW w:w="1316" w:type="dxa"/>
+            <w:vAlign w:val="bottom"/>
+          </w:tcPr>
+          <w:p>
+            <w:pPr>
+              <w:spacing w:line="560" w:lineRule="exact"/>
+              <w:jc w:val="center"/>
               <w:rPr>
                 <w:rFonts w:ascii="標楷體" w:eastAsia="標楷體" w:hAnsi="標楷體"/>
                 <w:sz w:val="56"/>
@@ -712,22 +674,13 @@
       <w:pPr>
         <w:ind w:left="113" w:right="113"/>
         <w:rPr>
-          <w:rFonts w:ascii="標楷體" w:eastAsia="標楷體" w:hAnsi="標楷體" w:hint="eastAsia"/>
-          <w:sz w:val="20"/>
-          <w:szCs w:val="20"/>
-        </w:rPr>
-      </w:pPr>
-    </w:p>
-    <w:p>
-      <w:pPr>
-        <w:rPr>
-          <w:rFonts w:ascii="標楷體" w:eastAsia="標楷體" w:hAnsi="標楷體" w:hint="eastAsia"/>
+          <w:rFonts w:ascii="標楷體" w:eastAsia="標楷體" w:hAnsi="標楷體"/>
         </w:rPr>
       </w:pPr>
     </w:p>
     <w:sectPr>
       <w:pgSz w:w="11906" w:h="16838"/>
-      <w:pgMar w:top="1134" w:right="1134" w:bottom="1134" w:left="1134" w:header="851" w:footer="992" w:gutter="0"/>
+      <w:pgMar w:top="720" w:right="720" w:bottom="720" w:left="720" w:header="851" w:footer="992" w:gutter="0"/>
       <w:cols w:space="425"/>
       <w:docGrid w:type="lines" w:linePitch="360"/>
     </w:sectPr>
@@ -877,7 +830,7 @@
   <w:style w:type="paragraph" w:default="1" w:styleId="a">
     <w:name w:val="Normal"/>
     <w:qFormat/>
-    <w:rsid w:val="008970AF"/>
+    <w:rsid w:val="000B5B92"/>
     <w:pPr>
       <w:widowControl w:val="0"/>
     </w:pPr>
@@ -889,11 +842,16 @@
   </w:style>
   <w:style w:type="character" w:default="1" w:styleId="a0">
     <w:name w:val="Default Paragraph Font"/>
+    <w:uiPriority w:val="1"/>
     <w:semiHidden/>
+    <w:unhideWhenUsed/>
   </w:style>
   <w:style w:type="table" w:default="1" w:styleId="a1">
     <w:name w:val="Normal Table"/>
+    <w:uiPriority w:val="99"/>
     <w:semiHidden/>
+    <w:unhideWhenUsed/>
+    <w:qFormat/>
     <w:tblPr>
       <w:tblInd w:w="0" w:type="dxa"/>
       <w:tblCellMar>
@@ -906,7 +864,9 @@
   </w:style>
   <w:style w:type="numbering" w:default="1" w:styleId="a2">
     <w:name w:val="No List"/>
+    <w:uiPriority w:val="99"/>
     <w:semiHidden/>
+    <w:unhideWhenUsed/>
   </w:style>
   <w:style w:type="table" w:styleId="a3">
     <w:name w:val="Table Grid"/>
